--- a/zrodla/zal-7-klauzule-rodo-i-zgody.docx
+++ b/zrodla/zal-7-klauzule-rodo-i-zgody.docx
@@ -2217,6 +2217,59 @@
         </w:tc>
       </w:tr>
     </w:tbl>
+    <w:p>
+      <w:pPr>
+        <w:spacing w:after="140"/>
+      </w:pPr>
+      <w:r>
+        <w:rPr>
+          <w:rFonts w:ascii="Lato" w:cs="Lato" w:eastAsia="Lato" w:hAnsi="Lato"/>
+          <w:b w:val="false"/>
+          <w:bCs w:val="false"/>
+          <w:i w:val="false"/>
+          <w:iCs w:val="false"/>
+          <w:color w:val="1A1712"/>
+          <w:sz w:val="21"/>
+          <w:szCs w:val="21"/>
+        </w:rPr>
+        <w:t xml:space="preserve">Informacje o zdrowiu dziecka podaję dobrowolnie i wyrażam zgodę na ich przetwarzanie przez grantobiorcę wyłącznie w celu zapewnienia dziecku bezpieczeństwa podczas działań (art. 9 ust. 2 lit. a RODO). Zgodę mogę wycofać w każdej chwili.</w:t>
+      </w:r>
+    </w:p>
+    <w:p>
+      <w:pPr>
+        <w:tabs>
+          <w:tab w:val="left" w:pos="400"/>
+        </w:tabs>
+        <w:spacing w:after="100"/>
+        <w:ind w:left="400" w:hanging="400"/>
+      </w:pPr>
+      <w:r>
+        <w:rPr>
+          <w:rFonts w:ascii="Lato" w:cs="Lato" w:eastAsia="Lato" w:hAnsi="Lato"/>
+          <w:color w:val="1A1712"/>
+          <w:sz w:val="26"/>
+          <w:szCs w:val="26"/>
+        </w:rPr>
+        <w:t xml:space="preserve">☐</w:t>
+      </w:r>
+      <w:r>
+        <w:rPr>
+          <w:rFonts w:ascii="Lato" w:cs="Lato" w:eastAsia="Lato" w:hAnsi="Lato"/>
+          <w:sz w:val="22"/>
+          <w:szCs w:val="22"/>
+        </w:rPr>
+        <w:t xml:space="preserve">	</w:t>
+      </w:r>
+      <w:r>
+        <w:rPr>
+          <w:rFonts w:ascii="Lato" w:cs="Lato" w:eastAsia="Lato" w:hAnsi="Lato"/>
+          <w:color w:val="1A1712"/>
+          <w:sz w:val="19"/>
+          <w:szCs w:val="19"/>
+        </w:rPr>
+        <w:t xml:space="preserve">Wyrażam zgodę na przetwarzanie informacji o zdrowiu dziecka w podanym zakresie</w:t>
+      </w:r>
+    </w:p>
     <w:tbl>
       <w:tblPr>
         <w:tblW w:type="dxa" w:w="9070"/>
